--- a/5.人员管理/1.流程制度规范类文件/050103-培训管理制度.docx
+++ b/5.人员管理/1.流程制度规范类文件/050103-培训管理制度.docx
@@ -20,7 +20,26 @@
         <w:snapToGrid w:val="0"/>
         <w:textAlignment w:val="baseline"/>
       </w:pPr>
-      <w:bookmarkStart w:id="0" w:name="_Toc11573"/>
+      <w:bookmarkStart w:id="0" w:name="_Toc25312"/>
+    </w:p>
+    <w:p>
+      <w:pPr>
+        <w:pStyle w:val="31"/>
+        <w:keepNext w:val="0"/>
+        <w:keepLines w:val="0"/>
+        <w:pageBreakBefore w:val="0"/>
+        <w:widowControl w:val="0"/>
+        <w:kinsoku w:val="0"/>
+        <w:wordWrap/>
+        <w:overflowPunct/>
+        <w:topLinePunct w:val="0"/>
+        <w:autoSpaceDE w:val="0"/>
+        <w:autoSpaceDN w:val="0"/>
+        <w:bidi w:val="0"/>
+        <w:adjustRightInd w:val="0"/>
+        <w:snapToGrid w:val="0"/>
+        <w:textAlignment w:val="baseline"/>
+      </w:pPr>
       <w:r>
         <w:t>培训管理制度</w:t>
       </w:r>
@@ -44,7 +63,7 @@
         <w:snapToGrid w:val="0"/>
         <w:textAlignment w:val="baseline"/>
       </w:pPr>
-      <w:bookmarkStart w:id="1" w:name="_Toc7314"/>
+      <w:bookmarkStart w:id="1" w:name="_Toc32602"/>
       <w:r>
         <w:t>甘肃国邦信息科技有限公司</w:t>
       </w:r>
@@ -76,7 +95,7 @@
           <w:lang w:val="en-US" w:eastAsia="zh-CN"/>
         </w:rPr>
       </w:pPr>
-      <w:bookmarkStart w:id="2" w:name="_Toc21998"/>
+      <w:bookmarkStart w:id="2" w:name="_Toc14313"/>
       <w:r>
         <w:rPr>
           <w:rFonts w:hint="eastAsia" w:ascii="宋体" w:hAnsi="宋体" w:eastAsia="宋体" w:cs="宋体"/>
@@ -146,7 +165,7 @@
           <w:szCs w:val="28"/>
         </w:rPr>
       </w:pPr>
-      <w:bookmarkStart w:id="3" w:name="_Toc22769"/>
+      <w:bookmarkStart w:id="3" w:name="_Toc4856"/>
       <w:r>
         <w:rPr>
           <w:rFonts w:ascii="宋体" w:hAnsi="宋体" w:eastAsia="宋体" w:cs="宋体"/>
@@ -1490,23 +1509,9 @@
         <w:p>
           <w:pPr>
             <w:pStyle w:val="16"/>
-            <w:keepNext w:val="0"/>
-            <w:keepLines w:val="0"/>
-            <w:pageBreakBefore w:val="0"/>
-            <w:widowControl w:val="0"/>
             <w:tabs>
               <w:tab w:val="right" w:leader="dot" w:pos="9048"/>
             </w:tabs>
-            <w:kinsoku w:val="0"/>
-            <w:wordWrap/>
-            <w:overflowPunct/>
-            <w:topLinePunct w:val="0"/>
-            <w:autoSpaceDE w:val="0"/>
-            <w:autoSpaceDN w:val="0"/>
-            <w:bidi w:val="0"/>
-            <w:adjustRightInd w:val="0"/>
-            <w:snapToGrid w:val="0"/>
-            <w:textAlignment w:val="baseline"/>
           </w:pPr>
           <w:r>
             <w:rPr>
@@ -1544,7 +1549,7 @@
               <w:rFonts w:ascii="宋体" w:hAnsi="宋体" w:eastAsia="宋体" w:cs="宋体"/>
               <w:szCs w:val="21"/>
             </w:rPr>
-            <w:instrText xml:space="preserve"> HYPERLINK \l _Toc11573 </w:instrText>
+            <w:instrText xml:space="preserve"> HYPERLINK \l _Toc25312 </w:instrText>
           </w:r>
           <w:r>
             <w:rPr>
@@ -1563,7 +1568,7 @@
             <w:fldChar w:fldCharType="begin"/>
           </w:r>
           <w:r>
-            <w:instrText xml:space="preserve"> PAGEREF _Toc11573 \h </w:instrText>
+            <w:instrText xml:space="preserve"> PAGEREF _Toc25312 \h </w:instrText>
           </w:r>
           <w:r>
             <w:fldChar w:fldCharType="separate"/>
@@ -1585,23 +1590,9 @@
         <w:p>
           <w:pPr>
             <w:pStyle w:val="16"/>
-            <w:keepNext w:val="0"/>
-            <w:keepLines w:val="0"/>
-            <w:pageBreakBefore w:val="0"/>
-            <w:widowControl w:val="0"/>
             <w:tabs>
               <w:tab w:val="right" w:leader="dot" w:pos="9048"/>
             </w:tabs>
-            <w:kinsoku w:val="0"/>
-            <w:wordWrap/>
-            <w:overflowPunct/>
-            <w:topLinePunct w:val="0"/>
-            <w:autoSpaceDE w:val="0"/>
-            <w:autoSpaceDN w:val="0"/>
-            <w:bidi w:val="0"/>
-            <w:adjustRightInd w:val="0"/>
-            <w:snapToGrid w:val="0"/>
-            <w:textAlignment w:val="baseline"/>
           </w:pPr>
           <w:r>
             <w:rPr>
@@ -1615,7 +1606,7 @@
               <w:rFonts w:ascii="宋体" w:hAnsi="宋体" w:eastAsia="宋体" w:cs="宋体"/>
               <w:szCs w:val="21"/>
             </w:rPr>
-            <w:instrText xml:space="preserve"> HYPERLINK \l _Toc7314 </w:instrText>
+            <w:instrText xml:space="preserve"> HYPERLINK \l _Toc32602 </w:instrText>
           </w:r>
           <w:r>
             <w:rPr>
@@ -1634,7 +1625,7 @@
             <w:fldChar w:fldCharType="begin"/>
           </w:r>
           <w:r>
-            <w:instrText xml:space="preserve"> PAGEREF _Toc7314 \h </w:instrText>
+            <w:instrText xml:space="preserve"> PAGEREF _Toc32602 \h </w:instrText>
           </w:r>
           <w:r>
             <w:fldChar w:fldCharType="separate"/>
@@ -1656,23 +1647,9 @@
         <w:p>
           <w:pPr>
             <w:pStyle w:val="16"/>
-            <w:keepNext w:val="0"/>
-            <w:keepLines w:val="0"/>
-            <w:pageBreakBefore w:val="0"/>
-            <w:widowControl w:val="0"/>
             <w:tabs>
               <w:tab w:val="right" w:leader="dot" w:pos="9048"/>
             </w:tabs>
-            <w:kinsoku w:val="0"/>
-            <w:wordWrap/>
-            <w:overflowPunct/>
-            <w:topLinePunct w:val="0"/>
-            <w:autoSpaceDE w:val="0"/>
-            <w:autoSpaceDN w:val="0"/>
-            <w:bidi w:val="0"/>
-            <w:adjustRightInd w:val="0"/>
-            <w:snapToGrid w:val="0"/>
-            <w:textAlignment w:val="baseline"/>
           </w:pPr>
           <w:r>
             <w:rPr>
@@ -1686,7 +1663,7 @@
               <w:rFonts w:ascii="宋体" w:hAnsi="宋体" w:eastAsia="宋体" w:cs="宋体"/>
               <w:szCs w:val="21"/>
             </w:rPr>
-            <w:instrText xml:space="preserve"> HYPERLINK \l _Toc21998 </w:instrText>
+            <w:instrText xml:space="preserve"> HYPERLINK \l _Toc14313 </w:instrText>
           </w:r>
           <w:r>
             <w:rPr>
@@ -1711,7 +1688,7 @@
             <w:fldChar w:fldCharType="begin"/>
           </w:r>
           <w:r>
-            <w:instrText xml:space="preserve"> PAGEREF _Toc21998 \h </w:instrText>
+            <w:instrText xml:space="preserve"> PAGEREF _Toc14313 \h </w:instrText>
           </w:r>
           <w:r>
             <w:fldChar w:fldCharType="separate"/>
@@ -1733,23 +1710,9 @@
         <w:p>
           <w:pPr>
             <w:pStyle w:val="17"/>
-            <w:keepNext w:val="0"/>
-            <w:keepLines w:val="0"/>
-            <w:pageBreakBefore w:val="0"/>
-            <w:widowControl w:val="0"/>
             <w:tabs>
               <w:tab w:val="right" w:leader="dot" w:pos="9048"/>
             </w:tabs>
-            <w:kinsoku w:val="0"/>
-            <w:wordWrap/>
-            <w:overflowPunct/>
-            <w:topLinePunct w:val="0"/>
-            <w:autoSpaceDE w:val="0"/>
-            <w:autoSpaceDN w:val="0"/>
-            <w:bidi w:val="0"/>
-            <w:adjustRightInd w:val="0"/>
-            <w:snapToGrid w:val="0"/>
-            <w:textAlignment w:val="baseline"/>
           </w:pPr>
           <w:r>
             <w:rPr>
@@ -1763,7 +1726,7 @@
               <w:rFonts w:ascii="宋体" w:hAnsi="宋体" w:eastAsia="宋体" w:cs="宋体"/>
               <w:szCs w:val="21"/>
             </w:rPr>
-            <w:instrText xml:space="preserve"> HYPERLINK \l _Toc22769 </w:instrText>
+            <w:instrText xml:space="preserve"> HYPERLINK \l _Toc4856 </w:instrText>
           </w:r>
           <w:r>
             <w:rPr>
@@ -1787,7 +1750,7 @@
             <w:fldChar w:fldCharType="begin"/>
           </w:r>
           <w:r>
-            <w:instrText xml:space="preserve"> PAGEREF _Toc22769 \h </w:instrText>
+            <w:instrText xml:space="preserve"> PAGEREF _Toc4856 \h </w:instrText>
           </w:r>
           <w:r>
             <w:fldChar w:fldCharType="separate"/>
@@ -1809,23 +1772,9 @@
         <w:p>
           <w:pPr>
             <w:pStyle w:val="16"/>
-            <w:keepNext w:val="0"/>
-            <w:keepLines w:val="0"/>
-            <w:pageBreakBefore w:val="0"/>
-            <w:widowControl w:val="0"/>
             <w:tabs>
               <w:tab w:val="right" w:leader="dot" w:pos="9048"/>
             </w:tabs>
-            <w:kinsoku w:val="0"/>
-            <w:wordWrap/>
-            <w:overflowPunct/>
-            <w:topLinePunct w:val="0"/>
-            <w:autoSpaceDE w:val="0"/>
-            <w:autoSpaceDN w:val="0"/>
-            <w:bidi w:val="0"/>
-            <w:adjustRightInd w:val="0"/>
-            <w:snapToGrid w:val="0"/>
-            <w:textAlignment w:val="baseline"/>
           </w:pPr>
           <w:r>
             <w:rPr>
@@ -1839,7 +1788,7 @@
               <w:rFonts w:ascii="宋体" w:hAnsi="宋体" w:eastAsia="宋体" w:cs="宋体"/>
               <w:szCs w:val="21"/>
             </w:rPr>
-            <w:instrText xml:space="preserve"> HYPERLINK \l _Toc12882 </w:instrText>
+            <w:instrText xml:space="preserve"> HYPERLINK \l _Toc10119 </w:instrText>
           </w:r>
           <w:r>
             <w:rPr>
@@ -1864,7 +1813,7 @@
             <w:fldChar w:fldCharType="begin"/>
           </w:r>
           <w:r>
-            <w:instrText xml:space="preserve"> PAGEREF _Toc12882 \h </w:instrText>
+            <w:instrText xml:space="preserve"> PAGEREF _Toc10119 \h </w:instrText>
           </w:r>
           <w:r>
             <w:fldChar w:fldCharType="separate"/>
@@ -1886,23 +1835,9 @@
         <w:p>
           <w:pPr>
             <w:pStyle w:val="17"/>
-            <w:keepNext w:val="0"/>
-            <w:keepLines w:val="0"/>
-            <w:pageBreakBefore w:val="0"/>
-            <w:widowControl w:val="0"/>
             <w:tabs>
               <w:tab w:val="right" w:leader="dot" w:pos="9048"/>
             </w:tabs>
-            <w:kinsoku w:val="0"/>
-            <w:wordWrap/>
-            <w:overflowPunct/>
-            <w:topLinePunct w:val="0"/>
-            <w:autoSpaceDE w:val="0"/>
-            <w:autoSpaceDN w:val="0"/>
-            <w:bidi w:val="0"/>
-            <w:adjustRightInd w:val="0"/>
-            <w:snapToGrid w:val="0"/>
-            <w:textAlignment w:val="baseline"/>
           </w:pPr>
           <w:r>
             <w:rPr>
@@ -1916,7 +1851,7 @@
               <w:rFonts w:ascii="宋体" w:hAnsi="宋体" w:eastAsia="宋体" w:cs="宋体"/>
               <w:szCs w:val="21"/>
             </w:rPr>
-            <w:instrText xml:space="preserve"> HYPERLINK \l _Toc28648 </w:instrText>
+            <w:instrText xml:space="preserve"> HYPERLINK \l _Toc7384 </w:instrText>
           </w:r>
           <w:r>
             <w:rPr>
@@ -1941,7 +1876,7 @@
             <w:fldChar w:fldCharType="begin"/>
           </w:r>
           <w:r>
-            <w:instrText xml:space="preserve"> PAGEREF _Toc28648 \h </w:instrText>
+            <w:instrText xml:space="preserve"> PAGEREF _Toc7384 \h </w:instrText>
           </w:r>
           <w:r>
             <w:fldChar w:fldCharType="separate"/>
@@ -1963,23 +1898,9 @@
         <w:p>
           <w:pPr>
             <w:pStyle w:val="17"/>
-            <w:keepNext w:val="0"/>
-            <w:keepLines w:val="0"/>
-            <w:pageBreakBefore w:val="0"/>
-            <w:widowControl w:val="0"/>
             <w:tabs>
               <w:tab w:val="right" w:leader="dot" w:pos="9048"/>
             </w:tabs>
-            <w:kinsoku w:val="0"/>
-            <w:wordWrap/>
-            <w:overflowPunct/>
-            <w:topLinePunct w:val="0"/>
-            <w:autoSpaceDE w:val="0"/>
-            <w:autoSpaceDN w:val="0"/>
-            <w:bidi w:val="0"/>
-            <w:adjustRightInd w:val="0"/>
-            <w:snapToGrid w:val="0"/>
-            <w:textAlignment w:val="baseline"/>
           </w:pPr>
           <w:r>
             <w:rPr>
@@ -1993,7 +1914,7 @@
               <w:rFonts w:ascii="宋体" w:hAnsi="宋体" w:eastAsia="宋体" w:cs="宋体"/>
               <w:szCs w:val="21"/>
             </w:rPr>
-            <w:instrText xml:space="preserve"> HYPERLINK \l _Toc18217 </w:instrText>
+            <w:instrText xml:space="preserve"> HYPERLINK \l _Toc30555 </w:instrText>
           </w:r>
           <w:r>
             <w:rPr>
@@ -2018,7 +1939,7 @@
             <w:fldChar w:fldCharType="begin"/>
           </w:r>
           <w:r>
-            <w:instrText xml:space="preserve"> PAGEREF _Toc18217 \h </w:instrText>
+            <w:instrText xml:space="preserve"> PAGEREF _Toc30555 \h </w:instrText>
           </w:r>
           <w:r>
             <w:fldChar w:fldCharType="separate"/>
@@ -2040,23 +1961,9 @@
         <w:p>
           <w:pPr>
             <w:pStyle w:val="17"/>
-            <w:keepNext w:val="0"/>
-            <w:keepLines w:val="0"/>
-            <w:pageBreakBefore w:val="0"/>
-            <w:widowControl w:val="0"/>
             <w:tabs>
               <w:tab w:val="right" w:leader="dot" w:pos="9048"/>
             </w:tabs>
-            <w:kinsoku w:val="0"/>
-            <w:wordWrap/>
-            <w:overflowPunct/>
-            <w:topLinePunct w:val="0"/>
-            <w:autoSpaceDE w:val="0"/>
-            <w:autoSpaceDN w:val="0"/>
-            <w:bidi w:val="0"/>
-            <w:adjustRightInd w:val="0"/>
-            <w:snapToGrid w:val="0"/>
-            <w:textAlignment w:val="baseline"/>
           </w:pPr>
           <w:r>
             <w:rPr>
@@ -2070,7 +1977,7 @@
               <w:rFonts w:ascii="宋体" w:hAnsi="宋体" w:eastAsia="宋体" w:cs="宋体"/>
               <w:szCs w:val="21"/>
             </w:rPr>
-            <w:instrText xml:space="preserve"> HYPERLINK \l _Toc2507 </w:instrText>
+            <w:instrText xml:space="preserve"> HYPERLINK \l _Toc32289 </w:instrText>
           </w:r>
           <w:r>
             <w:rPr>
@@ -2095,7 +2002,7 @@
             <w:fldChar w:fldCharType="begin"/>
           </w:r>
           <w:r>
-            <w:instrText xml:space="preserve"> PAGEREF _Toc2507 \h </w:instrText>
+            <w:instrText xml:space="preserve"> PAGEREF _Toc32289 \h </w:instrText>
           </w:r>
           <w:r>
             <w:fldChar w:fldCharType="separate"/>
@@ -2117,23 +2024,9 @@
         <w:p>
           <w:pPr>
             <w:pStyle w:val="16"/>
-            <w:keepNext w:val="0"/>
-            <w:keepLines w:val="0"/>
-            <w:pageBreakBefore w:val="0"/>
-            <w:widowControl w:val="0"/>
             <w:tabs>
               <w:tab w:val="right" w:leader="dot" w:pos="9048"/>
             </w:tabs>
-            <w:kinsoku w:val="0"/>
-            <w:wordWrap/>
-            <w:overflowPunct/>
-            <w:topLinePunct w:val="0"/>
-            <w:autoSpaceDE w:val="0"/>
-            <w:autoSpaceDN w:val="0"/>
-            <w:bidi w:val="0"/>
-            <w:adjustRightInd w:val="0"/>
-            <w:snapToGrid w:val="0"/>
-            <w:textAlignment w:val="baseline"/>
           </w:pPr>
           <w:r>
             <w:rPr>
@@ -2147,7 +2040,7 @@
               <w:rFonts w:ascii="宋体" w:hAnsi="宋体" w:eastAsia="宋体" w:cs="宋体"/>
               <w:szCs w:val="21"/>
             </w:rPr>
-            <w:instrText xml:space="preserve"> HYPERLINK \l _Toc16226 </w:instrText>
+            <w:instrText xml:space="preserve"> HYPERLINK \l _Toc5585 </w:instrText>
           </w:r>
           <w:r>
             <w:rPr>
@@ -2172,7 +2065,7 @@
             <w:fldChar w:fldCharType="begin"/>
           </w:r>
           <w:r>
-            <w:instrText xml:space="preserve"> PAGEREF _Toc16226 \h </w:instrText>
+            <w:instrText xml:space="preserve"> PAGEREF _Toc5585 \h </w:instrText>
           </w:r>
           <w:r>
             <w:fldChar w:fldCharType="separate"/>
@@ -2194,23 +2087,9 @@
         <w:p>
           <w:pPr>
             <w:pStyle w:val="17"/>
-            <w:keepNext w:val="0"/>
-            <w:keepLines w:val="0"/>
-            <w:pageBreakBefore w:val="0"/>
-            <w:widowControl w:val="0"/>
             <w:tabs>
               <w:tab w:val="right" w:leader="dot" w:pos="9048"/>
             </w:tabs>
-            <w:kinsoku w:val="0"/>
-            <w:wordWrap/>
-            <w:overflowPunct/>
-            <w:topLinePunct w:val="0"/>
-            <w:autoSpaceDE w:val="0"/>
-            <w:autoSpaceDN w:val="0"/>
-            <w:bidi w:val="0"/>
-            <w:adjustRightInd w:val="0"/>
-            <w:snapToGrid w:val="0"/>
-            <w:textAlignment w:val="baseline"/>
           </w:pPr>
           <w:r>
             <w:rPr>
@@ -2224,7 +2103,7 @@
               <w:rFonts w:ascii="宋体" w:hAnsi="宋体" w:eastAsia="宋体" w:cs="宋体"/>
               <w:szCs w:val="21"/>
             </w:rPr>
-            <w:instrText xml:space="preserve"> HYPERLINK \l _Toc25107 </w:instrText>
+            <w:instrText xml:space="preserve"> HYPERLINK \l _Toc15847 </w:instrText>
           </w:r>
           <w:r>
             <w:rPr>
@@ -2249,7 +2128,7 @@
             <w:fldChar w:fldCharType="begin"/>
           </w:r>
           <w:r>
-            <w:instrText xml:space="preserve"> PAGEREF _Toc25107 \h </w:instrText>
+            <w:instrText xml:space="preserve"> PAGEREF _Toc15847 \h </w:instrText>
           </w:r>
           <w:r>
             <w:fldChar w:fldCharType="separate"/>
@@ -2271,23 +2150,9 @@
         <w:p>
           <w:pPr>
             <w:pStyle w:val="17"/>
-            <w:keepNext w:val="0"/>
-            <w:keepLines w:val="0"/>
-            <w:pageBreakBefore w:val="0"/>
-            <w:widowControl w:val="0"/>
             <w:tabs>
               <w:tab w:val="right" w:leader="dot" w:pos="9048"/>
             </w:tabs>
-            <w:kinsoku w:val="0"/>
-            <w:wordWrap/>
-            <w:overflowPunct/>
-            <w:topLinePunct w:val="0"/>
-            <w:autoSpaceDE w:val="0"/>
-            <w:autoSpaceDN w:val="0"/>
-            <w:bidi w:val="0"/>
-            <w:adjustRightInd w:val="0"/>
-            <w:snapToGrid w:val="0"/>
-            <w:textAlignment w:val="baseline"/>
           </w:pPr>
           <w:r>
             <w:rPr>
@@ -2301,7 +2166,7 @@
               <w:rFonts w:ascii="宋体" w:hAnsi="宋体" w:eastAsia="宋体" w:cs="宋体"/>
               <w:szCs w:val="21"/>
             </w:rPr>
-            <w:instrText xml:space="preserve"> HYPERLINK \l _Toc15313 </w:instrText>
+            <w:instrText xml:space="preserve"> HYPERLINK \l _Toc24226 </w:instrText>
           </w:r>
           <w:r>
             <w:rPr>
@@ -2326,7 +2191,7 @@
             <w:fldChar w:fldCharType="begin"/>
           </w:r>
           <w:r>
-            <w:instrText xml:space="preserve"> PAGEREF _Toc15313 \h </w:instrText>
+            <w:instrText xml:space="preserve"> PAGEREF _Toc24226 \h </w:instrText>
           </w:r>
           <w:r>
             <w:fldChar w:fldCharType="separate"/>
@@ -2348,23 +2213,9 @@
         <w:p>
           <w:pPr>
             <w:pStyle w:val="17"/>
-            <w:keepNext w:val="0"/>
-            <w:keepLines w:val="0"/>
-            <w:pageBreakBefore w:val="0"/>
-            <w:widowControl w:val="0"/>
             <w:tabs>
               <w:tab w:val="right" w:leader="dot" w:pos="9048"/>
             </w:tabs>
-            <w:kinsoku w:val="0"/>
-            <w:wordWrap/>
-            <w:overflowPunct/>
-            <w:topLinePunct w:val="0"/>
-            <w:autoSpaceDE w:val="0"/>
-            <w:autoSpaceDN w:val="0"/>
-            <w:bidi w:val="0"/>
-            <w:adjustRightInd w:val="0"/>
-            <w:snapToGrid w:val="0"/>
-            <w:textAlignment w:val="baseline"/>
           </w:pPr>
           <w:r>
             <w:rPr>
@@ -2378,7 +2229,7 @@
               <w:rFonts w:ascii="宋体" w:hAnsi="宋体" w:eastAsia="宋体" w:cs="宋体"/>
               <w:szCs w:val="21"/>
             </w:rPr>
-            <w:instrText xml:space="preserve"> HYPERLINK \l _Toc1174 </w:instrText>
+            <w:instrText xml:space="preserve"> HYPERLINK \l _Toc15917 </w:instrText>
           </w:r>
           <w:r>
             <w:rPr>
@@ -2403,13 +2254,13 @@
             <w:fldChar w:fldCharType="begin"/>
           </w:r>
           <w:r>
-            <w:instrText xml:space="preserve"> PAGEREF _Toc1174 \h </w:instrText>
+            <w:instrText xml:space="preserve"> PAGEREF _Toc15917 \h </w:instrText>
           </w:r>
           <w:r>
             <w:fldChar w:fldCharType="separate"/>
           </w:r>
           <w:r>
-            <w:t>5</w:t>
+            <w:t>4</w:t>
           </w:r>
           <w:r>
             <w:fldChar w:fldCharType="end"/>
@@ -2425,23 +2276,9 @@
         <w:p>
           <w:pPr>
             <w:pStyle w:val="17"/>
-            <w:keepNext w:val="0"/>
-            <w:keepLines w:val="0"/>
-            <w:pageBreakBefore w:val="0"/>
-            <w:widowControl w:val="0"/>
             <w:tabs>
               <w:tab w:val="right" w:leader="dot" w:pos="9048"/>
             </w:tabs>
-            <w:kinsoku w:val="0"/>
-            <w:wordWrap/>
-            <w:overflowPunct/>
-            <w:topLinePunct w:val="0"/>
-            <w:autoSpaceDE w:val="0"/>
-            <w:autoSpaceDN w:val="0"/>
-            <w:bidi w:val="0"/>
-            <w:adjustRightInd w:val="0"/>
-            <w:snapToGrid w:val="0"/>
-            <w:textAlignment w:val="baseline"/>
           </w:pPr>
           <w:r>
             <w:rPr>
@@ -2455,7 +2292,7 @@
               <w:rFonts w:ascii="宋体" w:hAnsi="宋体" w:eastAsia="宋体" w:cs="宋体"/>
               <w:szCs w:val="21"/>
             </w:rPr>
-            <w:instrText xml:space="preserve"> HYPERLINK \l _Toc5624 </w:instrText>
+            <w:instrText xml:space="preserve"> HYPERLINK \l _Toc29762 </w:instrText>
           </w:r>
           <w:r>
             <w:rPr>
@@ -2480,7 +2317,7 @@
             <w:fldChar w:fldCharType="begin"/>
           </w:r>
           <w:r>
-            <w:instrText xml:space="preserve"> PAGEREF _Toc5624 \h </w:instrText>
+            <w:instrText xml:space="preserve"> PAGEREF _Toc29762 \h </w:instrText>
           </w:r>
           <w:r>
             <w:fldChar w:fldCharType="separate"/>
@@ -2502,23 +2339,9 @@
         <w:p>
           <w:pPr>
             <w:pStyle w:val="16"/>
-            <w:keepNext w:val="0"/>
-            <w:keepLines w:val="0"/>
-            <w:pageBreakBefore w:val="0"/>
-            <w:widowControl w:val="0"/>
             <w:tabs>
               <w:tab w:val="right" w:leader="dot" w:pos="9048"/>
             </w:tabs>
-            <w:kinsoku w:val="0"/>
-            <w:wordWrap/>
-            <w:overflowPunct/>
-            <w:topLinePunct w:val="0"/>
-            <w:autoSpaceDE w:val="0"/>
-            <w:autoSpaceDN w:val="0"/>
-            <w:bidi w:val="0"/>
-            <w:adjustRightInd w:val="0"/>
-            <w:snapToGrid w:val="0"/>
-            <w:textAlignment w:val="baseline"/>
           </w:pPr>
           <w:r>
             <w:rPr>
@@ -2532,7 +2355,7 @@
               <w:rFonts w:ascii="宋体" w:hAnsi="宋体" w:eastAsia="宋体" w:cs="宋体"/>
               <w:szCs w:val="21"/>
             </w:rPr>
-            <w:instrText xml:space="preserve"> HYPERLINK \l _Toc5550 </w:instrText>
+            <w:instrText xml:space="preserve"> HYPERLINK \l _Toc17935 </w:instrText>
           </w:r>
           <w:r>
             <w:rPr>
@@ -2557,7 +2380,7 @@
             <w:fldChar w:fldCharType="begin"/>
           </w:r>
           <w:r>
-            <w:instrText xml:space="preserve"> PAGEREF _Toc5550 \h </w:instrText>
+            <w:instrText xml:space="preserve"> PAGEREF _Toc17935 \h </w:instrText>
           </w:r>
           <w:r>
             <w:fldChar w:fldCharType="separate"/>
@@ -2579,23 +2402,9 @@
         <w:p>
           <w:pPr>
             <w:pStyle w:val="16"/>
-            <w:keepNext w:val="0"/>
-            <w:keepLines w:val="0"/>
-            <w:pageBreakBefore w:val="0"/>
-            <w:widowControl w:val="0"/>
             <w:tabs>
               <w:tab w:val="right" w:leader="dot" w:pos="9048"/>
             </w:tabs>
-            <w:kinsoku w:val="0"/>
-            <w:wordWrap/>
-            <w:overflowPunct/>
-            <w:topLinePunct w:val="0"/>
-            <w:autoSpaceDE w:val="0"/>
-            <w:autoSpaceDN w:val="0"/>
-            <w:bidi w:val="0"/>
-            <w:adjustRightInd w:val="0"/>
-            <w:snapToGrid w:val="0"/>
-            <w:textAlignment w:val="baseline"/>
           </w:pPr>
           <w:r>
             <w:rPr>
@@ -2609,7 +2418,7 @@
               <w:rFonts w:ascii="宋体" w:hAnsi="宋体" w:eastAsia="宋体" w:cs="宋体"/>
               <w:szCs w:val="21"/>
             </w:rPr>
-            <w:instrText xml:space="preserve"> HYPERLINK \l _Toc22053 </w:instrText>
+            <w:instrText xml:space="preserve"> HYPERLINK \l _Toc24054 </w:instrText>
           </w:r>
           <w:r>
             <w:rPr>
@@ -2634,7 +2443,7 @@
             <w:fldChar w:fldCharType="begin"/>
           </w:r>
           <w:r>
-            <w:instrText xml:space="preserve"> PAGEREF _Toc22053 \h </w:instrText>
+            <w:instrText xml:space="preserve"> PAGEREF _Toc24054 \h </w:instrText>
           </w:r>
           <w:r>
             <w:fldChar w:fldCharType="separate"/>
@@ -2656,23 +2465,9 @@
         <w:p>
           <w:pPr>
             <w:pStyle w:val="17"/>
-            <w:keepNext w:val="0"/>
-            <w:keepLines w:val="0"/>
-            <w:pageBreakBefore w:val="0"/>
-            <w:widowControl w:val="0"/>
             <w:tabs>
               <w:tab w:val="right" w:leader="dot" w:pos="9048"/>
             </w:tabs>
-            <w:kinsoku w:val="0"/>
-            <w:wordWrap/>
-            <w:overflowPunct/>
-            <w:topLinePunct w:val="0"/>
-            <w:autoSpaceDE w:val="0"/>
-            <w:autoSpaceDN w:val="0"/>
-            <w:bidi w:val="0"/>
-            <w:adjustRightInd w:val="0"/>
-            <w:snapToGrid w:val="0"/>
-            <w:textAlignment w:val="baseline"/>
           </w:pPr>
           <w:r>
             <w:rPr>
@@ -2686,7 +2481,7 @@
               <w:rFonts w:ascii="宋体" w:hAnsi="宋体" w:eastAsia="宋体" w:cs="宋体"/>
               <w:szCs w:val="21"/>
             </w:rPr>
-            <w:instrText xml:space="preserve"> HYPERLINK \l _Toc1126 </w:instrText>
+            <w:instrText xml:space="preserve"> HYPERLINK \l _Toc29194 </w:instrText>
           </w:r>
           <w:r>
             <w:rPr>
@@ -2711,7 +2506,7 @@
             <w:fldChar w:fldCharType="begin"/>
           </w:r>
           <w:r>
-            <w:instrText xml:space="preserve"> PAGEREF _Toc1126 \h </w:instrText>
+            <w:instrText xml:space="preserve"> PAGEREF _Toc29194 \h </w:instrText>
           </w:r>
           <w:r>
             <w:fldChar w:fldCharType="separate"/>
@@ -2733,23 +2528,9 @@
         <w:p>
           <w:pPr>
             <w:pStyle w:val="17"/>
-            <w:keepNext w:val="0"/>
-            <w:keepLines w:val="0"/>
-            <w:pageBreakBefore w:val="0"/>
-            <w:widowControl w:val="0"/>
             <w:tabs>
               <w:tab w:val="right" w:leader="dot" w:pos="9048"/>
             </w:tabs>
-            <w:kinsoku w:val="0"/>
-            <w:wordWrap/>
-            <w:overflowPunct/>
-            <w:topLinePunct w:val="0"/>
-            <w:autoSpaceDE w:val="0"/>
-            <w:autoSpaceDN w:val="0"/>
-            <w:bidi w:val="0"/>
-            <w:adjustRightInd w:val="0"/>
-            <w:snapToGrid w:val="0"/>
-            <w:textAlignment w:val="baseline"/>
           </w:pPr>
           <w:r>
             <w:rPr>
@@ -2763,7 +2544,7 @@
               <w:rFonts w:ascii="宋体" w:hAnsi="宋体" w:eastAsia="宋体" w:cs="宋体"/>
               <w:szCs w:val="21"/>
             </w:rPr>
-            <w:instrText xml:space="preserve"> HYPERLINK \l _Toc24420 </w:instrText>
+            <w:instrText xml:space="preserve"> HYPERLINK \l _Toc22374 </w:instrText>
           </w:r>
           <w:r>
             <w:rPr>
@@ -2788,7 +2569,7 @@
             <w:fldChar w:fldCharType="begin"/>
           </w:r>
           <w:r>
-            <w:instrText xml:space="preserve"> PAGEREF _Toc24420 \h </w:instrText>
+            <w:instrText xml:space="preserve"> PAGEREF _Toc22374 \h </w:instrText>
           </w:r>
           <w:r>
             <w:fldChar w:fldCharType="separate"/>
@@ -2810,23 +2591,9 @@
         <w:p>
           <w:pPr>
             <w:pStyle w:val="17"/>
-            <w:keepNext w:val="0"/>
-            <w:keepLines w:val="0"/>
-            <w:pageBreakBefore w:val="0"/>
-            <w:widowControl w:val="0"/>
             <w:tabs>
               <w:tab w:val="right" w:leader="dot" w:pos="9048"/>
             </w:tabs>
-            <w:kinsoku w:val="0"/>
-            <w:wordWrap/>
-            <w:overflowPunct/>
-            <w:topLinePunct w:val="0"/>
-            <w:autoSpaceDE w:val="0"/>
-            <w:autoSpaceDN w:val="0"/>
-            <w:bidi w:val="0"/>
-            <w:adjustRightInd w:val="0"/>
-            <w:snapToGrid w:val="0"/>
-            <w:textAlignment w:val="baseline"/>
           </w:pPr>
           <w:r>
             <w:rPr>
@@ -2840,7 +2607,7 @@
               <w:rFonts w:ascii="宋体" w:hAnsi="宋体" w:eastAsia="宋体" w:cs="宋体"/>
               <w:szCs w:val="21"/>
             </w:rPr>
-            <w:instrText xml:space="preserve"> HYPERLINK \l _Toc16155 </w:instrText>
+            <w:instrText xml:space="preserve"> HYPERLINK \l _Toc25534 </w:instrText>
           </w:r>
           <w:r>
             <w:rPr>
@@ -2865,13 +2632,13 @@
             <w:fldChar w:fldCharType="begin"/>
           </w:r>
           <w:r>
-            <w:instrText xml:space="preserve"> PAGEREF _Toc16155 \h </w:instrText>
+            <w:instrText xml:space="preserve"> PAGEREF _Toc25534 \h </w:instrText>
           </w:r>
           <w:r>
             <w:fldChar w:fldCharType="separate"/>
           </w:r>
           <w:r>
-            <w:t>6</w:t>
+            <w:t>5</w:t>
           </w:r>
           <w:r>
             <w:fldChar w:fldCharType="end"/>
@@ -2887,23 +2654,9 @@
         <w:p>
           <w:pPr>
             <w:pStyle w:val="17"/>
-            <w:keepNext w:val="0"/>
-            <w:keepLines w:val="0"/>
-            <w:pageBreakBefore w:val="0"/>
-            <w:widowControl w:val="0"/>
             <w:tabs>
               <w:tab w:val="right" w:leader="dot" w:pos="9048"/>
             </w:tabs>
-            <w:kinsoku w:val="0"/>
-            <w:wordWrap/>
-            <w:overflowPunct/>
-            <w:topLinePunct w:val="0"/>
-            <w:autoSpaceDE w:val="0"/>
-            <w:autoSpaceDN w:val="0"/>
-            <w:bidi w:val="0"/>
-            <w:adjustRightInd w:val="0"/>
-            <w:snapToGrid w:val="0"/>
-            <w:textAlignment w:val="baseline"/>
           </w:pPr>
           <w:r>
             <w:rPr>
@@ -2917,7 +2670,7 @@
               <w:rFonts w:ascii="宋体" w:hAnsi="宋体" w:eastAsia="宋体" w:cs="宋体"/>
               <w:szCs w:val="21"/>
             </w:rPr>
-            <w:instrText xml:space="preserve"> HYPERLINK \l _Toc10260 </w:instrText>
+            <w:instrText xml:space="preserve"> HYPERLINK \l _Toc26081 </w:instrText>
           </w:r>
           <w:r>
             <w:rPr>
@@ -2942,7 +2695,7 @@
             <w:fldChar w:fldCharType="begin"/>
           </w:r>
           <w:r>
-            <w:instrText xml:space="preserve"> PAGEREF _Toc10260 \h </w:instrText>
+            <w:instrText xml:space="preserve"> PAGEREF _Toc26081 \h </w:instrText>
           </w:r>
           <w:r>
             <w:fldChar w:fldCharType="separate"/>
@@ -2964,23 +2717,9 @@
         <w:p>
           <w:pPr>
             <w:pStyle w:val="16"/>
-            <w:keepNext w:val="0"/>
-            <w:keepLines w:val="0"/>
-            <w:pageBreakBefore w:val="0"/>
-            <w:widowControl w:val="0"/>
             <w:tabs>
               <w:tab w:val="right" w:leader="dot" w:pos="9048"/>
             </w:tabs>
-            <w:kinsoku w:val="0"/>
-            <w:wordWrap/>
-            <w:overflowPunct/>
-            <w:topLinePunct w:val="0"/>
-            <w:autoSpaceDE w:val="0"/>
-            <w:autoSpaceDN w:val="0"/>
-            <w:bidi w:val="0"/>
-            <w:adjustRightInd w:val="0"/>
-            <w:snapToGrid w:val="0"/>
-            <w:textAlignment w:val="baseline"/>
           </w:pPr>
           <w:r>
             <w:rPr>
@@ -2994,7 +2733,7 @@
               <w:rFonts w:ascii="宋体" w:hAnsi="宋体" w:eastAsia="宋体" w:cs="宋体"/>
               <w:szCs w:val="21"/>
             </w:rPr>
-            <w:instrText xml:space="preserve"> HYPERLINK \l _Toc1600 </w:instrText>
+            <w:instrText xml:space="preserve"> HYPERLINK \l _Toc5288 </w:instrText>
           </w:r>
           <w:r>
             <w:rPr>
@@ -3019,7 +2758,7 @@
             <w:fldChar w:fldCharType="begin"/>
           </w:r>
           <w:r>
-            <w:instrText xml:space="preserve"> PAGEREF _Toc1600 \h </w:instrText>
+            <w:instrText xml:space="preserve"> PAGEREF _Toc5288 \h </w:instrText>
           </w:r>
           <w:r>
             <w:fldChar w:fldCharType="separate"/>
@@ -3041,23 +2780,9 @@
         <w:p>
           <w:pPr>
             <w:pStyle w:val="16"/>
-            <w:keepNext w:val="0"/>
-            <w:keepLines w:val="0"/>
-            <w:pageBreakBefore w:val="0"/>
-            <w:widowControl w:val="0"/>
             <w:tabs>
               <w:tab w:val="right" w:leader="dot" w:pos="9048"/>
             </w:tabs>
-            <w:kinsoku w:val="0"/>
-            <w:wordWrap/>
-            <w:overflowPunct/>
-            <w:topLinePunct w:val="0"/>
-            <w:autoSpaceDE w:val="0"/>
-            <w:autoSpaceDN w:val="0"/>
-            <w:bidi w:val="0"/>
-            <w:adjustRightInd w:val="0"/>
-            <w:snapToGrid w:val="0"/>
-            <w:textAlignment w:val="baseline"/>
           </w:pPr>
           <w:r>
             <w:rPr>
@@ -3071,7 +2796,7 @@
               <w:rFonts w:ascii="宋体" w:hAnsi="宋体" w:eastAsia="宋体" w:cs="宋体"/>
               <w:szCs w:val="21"/>
             </w:rPr>
-            <w:instrText xml:space="preserve"> HYPERLINK \l _Toc19495 </w:instrText>
+            <w:instrText xml:space="preserve"> HYPERLINK \l _Toc10420 </w:instrText>
           </w:r>
           <w:r>
             <w:rPr>
@@ -3096,13 +2821,13 @@
             <w:fldChar w:fldCharType="begin"/>
           </w:r>
           <w:r>
-            <w:instrText xml:space="preserve"> PAGEREF _Toc19495 \h </w:instrText>
+            <w:instrText xml:space="preserve"> PAGEREF _Toc10420 \h </w:instrText>
           </w:r>
           <w:r>
             <w:fldChar w:fldCharType="separate"/>
           </w:r>
           <w:r>
-            <w:t>7</w:t>
+            <w:t>6</w:t>
           </w:r>
           <w:r>
             <w:fldChar w:fldCharType="end"/>
@@ -3118,23 +2843,9 @@
         <w:p>
           <w:pPr>
             <w:pStyle w:val="16"/>
-            <w:keepNext w:val="0"/>
-            <w:keepLines w:val="0"/>
-            <w:pageBreakBefore w:val="0"/>
-            <w:widowControl w:val="0"/>
             <w:tabs>
               <w:tab w:val="right" w:leader="dot" w:pos="9048"/>
             </w:tabs>
-            <w:kinsoku w:val="0"/>
-            <w:wordWrap/>
-            <w:overflowPunct/>
-            <w:topLinePunct w:val="0"/>
-            <w:autoSpaceDE w:val="0"/>
-            <w:autoSpaceDN w:val="0"/>
-            <w:bidi w:val="0"/>
-            <w:adjustRightInd w:val="0"/>
-            <w:snapToGrid w:val="0"/>
-            <w:textAlignment w:val="baseline"/>
           </w:pPr>
           <w:r>
             <w:rPr>
@@ -3148,7 +2859,7 @@
               <w:rFonts w:ascii="宋体" w:hAnsi="宋体" w:eastAsia="宋体" w:cs="宋体"/>
               <w:szCs w:val="21"/>
             </w:rPr>
-            <w:instrText xml:space="preserve"> HYPERLINK \l _Toc5666 </w:instrText>
+            <w:instrText xml:space="preserve"> HYPERLINK \l _Toc2968 </w:instrText>
           </w:r>
           <w:r>
             <w:rPr>
@@ -3173,13 +2884,13 @@
             <w:fldChar w:fldCharType="begin"/>
           </w:r>
           <w:r>
-            <w:instrText xml:space="preserve"> PAGEREF _Toc5666 \h </w:instrText>
+            <w:instrText xml:space="preserve"> PAGEREF _Toc2968 \h </w:instrText>
           </w:r>
           <w:r>
             <w:fldChar w:fldCharType="separate"/>
           </w:r>
           <w:r>
-            <w:t>7</w:t>
+            <w:t>6</w:t>
           </w:r>
           <w:r>
             <w:fldChar w:fldCharType="end"/>
@@ -3281,7 +2992,7 @@
         <w:snapToGrid w:val="0"/>
         <w:textAlignment w:val="baseline"/>
       </w:pPr>
-      <w:bookmarkStart w:id="5" w:name="_Toc12882"/>
+      <w:bookmarkStart w:id="5" w:name="_Toc10119"/>
       <w:r>
         <w:t>总则</w:t>
       </w:r>
@@ -3305,7 +3016,7 @@
         <w:snapToGrid w:val="0"/>
         <w:textAlignment w:val="baseline"/>
       </w:pPr>
-      <w:bookmarkStart w:id="6" w:name="_Toc28648"/>
+      <w:bookmarkStart w:id="6" w:name="_Toc7384"/>
       <w:r>
         <w:t>目的</w:t>
       </w:r>
@@ -3351,7 +3062,7 @@
         <w:snapToGrid w:val="0"/>
         <w:textAlignment w:val="baseline"/>
       </w:pPr>
-      <w:bookmarkStart w:id="7" w:name="_Toc18217"/>
+      <w:bookmarkStart w:id="7" w:name="_Toc30555"/>
       <w:r>
         <w:t>基本原则</w:t>
       </w:r>
@@ -3453,7 +3164,7 @@
         <w:snapToGrid w:val="0"/>
         <w:textAlignment w:val="baseline"/>
       </w:pPr>
-      <w:bookmarkStart w:id="8" w:name="_Toc2507"/>
+      <w:bookmarkStart w:id="8" w:name="_Toc32289"/>
       <w:r>
         <w:t>适用范围</w:t>
       </w:r>
@@ -3499,7 +3210,7 @@
         <w:snapToGrid w:val="0"/>
         <w:textAlignment w:val="baseline"/>
       </w:pPr>
-      <w:bookmarkStart w:id="9" w:name="_Toc16226"/>
+      <w:bookmarkStart w:id="9" w:name="_Toc5585"/>
       <w:r>
         <w:t>培训类别</w:t>
       </w:r>
@@ -3523,7 +3234,7 @@
         <w:snapToGrid w:val="0"/>
         <w:textAlignment w:val="baseline"/>
       </w:pPr>
-      <w:bookmarkStart w:id="10" w:name="_Toc25107"/>
+      <w:bookmarkStart w:id="10" w:name="_Toc15847"/>
       <w:r>
         <w:t>新员工培训</w:t>
       </w:r>
@@ -3613,7 +3324,7 @@
         <w:snapToGrid w:val="0"/>
         <w:textAlignment w:val="baseline"/>
       </w:pPr>
-      <w:bookmarkStart w:id="11" w:name="_Toc15313"/>
+      <w:bookmarkStart w:id="11" w:name="_Toc24226"/>
       <w:r>
         <w:t>在职培训</w:t>
       </w:r>
@@ -3659,7 +3370,7 @@
         <w:snapToGrid w:val="0"/>
         <w:textAlignment w:val="baseline"/>
       </w:pPr>
-      <w:bookmarkStart w:id="12" w:name="_Toc1174"/>
+      <w:bookmarkStart w:id="12" w:name="_Toc15917"/>
       <w:r>
         <w:t>管理干部培训</w:t>
       </w:r>
@@ -3707,7 +3418,7 @@
       </w:pPr>
       <w:bookmarkStart w:id="13" w:name="bookmark19"/>
       <w:bookmarkEnd w:id="13"/>
-      <w:bookmarkStart w:id="14" w:name="_Toc5624"/>
+      <w:bookmarkStart w:id="14" w:name="_Toc29762"/>
       <w:r>
         <w:t>公派外出培训</w:t>
       </w:r>
@@ -3766,7 +3477,7 @@
         <w:snapToGrid w:val="0"/>
         <w:textAlignment w:val="baseline"/>
       </w:pPr>
-      <w:bookmarkStart w:id="15" w:name="_Toc5550"/>
+      <w:bookmarkStart w:id="15" w:name="_Toc17935"/>
       <w:r>
         <w:t>职责划分</w:t>
       </w:r>
@@ -3994,7 +3705,7 @@
         <w:snapToGrid w:val="0"/>
         <w:textAlignment w:val="baseline"/>
       </w:pPr>
-      <w:bookmarkStart w:id="16" w:name="_Toc22053"/>
+      <w:bookmarkStart w:id="16" w:name="_Toc24054"/>
       <w:r>
         <w:t>培训工作的组织与实施</w:t>
       </w:r>
@@ -4020,7 +3731,7 @@
       </w:pPr>
       <w:bookmarkStart w:id="17" w:name="bookmark20"/>
       <w:bookmarkEnd w:id="17"/>
-      <w:bookmarkStart w:id="18" w:name="_Toc1126"/>
+      <w:bookmarkStart w:id="18" w:name="_Toc29194"/>
       <w:r>
         <w:t>培训计划与总结</w:t>
       </w:r>
@@ -4121,7 +3832,7 @@
         <w:snapToGrid w:val="0"/>
         <w:textAlignment w:val="baseline"/>
       </w:pPr>
-      <w:bookmarkStart w:id="19" w:name="_Toc24420"/>
+      <w:bookmarkStart w:id="19" w:name="_Toc22374"/>
       <w:r>
         <w:t>新员工培训的组织实施</w:t>
       </w:r>
@@ -4199,7 +3910,7 @@
         <w:snapToGrid w:val="0"/>
         <w:textAlignment w:val="baseline"/>
       </w:pPr>
-      <w:bookmarkStart w:id="20" w:name="_Toc16155"/>
+      <w:bookmarkStart w:id="20" w:name="_Toc25534"/>
       <w:r>
         <w:t>在职培训的组织实施</w:t>
       </w:r>
@@ -4275,7 +3986,7 @@
         <w:snapToGrid w:val="0"/>
         <w:textAlignment w:val="baseline"/>
       </w:pPr>
-      <w:bookmarkStart w:id="21" w:name="_Toc10260"/>
+      <w:bookmarkStart w:id="21" w:name="_Toc26081"/>
       <w:r>
         <w:t>公派外出培训的组织实施</w:t>
       </w:r>
@@ -4461,7 +4172,7 @@
         <w:snapToGrid w:val="0"/>
         <w:textAlignment w:val="baseline"/>
       </w:pPr>
-      <w:bookmarkStart w:id="22" w:name="_Toc1600"/>
+      <w:bookmarkStart w:id="22" w:name="_Toc5288"/>
       <w:r>
         <w:t>培训记录和评估</w:t>
       </w:r>
@@ -4664,36 +4375,6 @@
     </w:p>
     <w:p>
       <w:pPr>
-        <w:keepNext w:val="0"/>
-        <w:keepLines w:val="0"/>
-        <w:pageBreakBefore w:val="0"/>
-        <w:widowControl w:val="0"/>
-        <w:numPr>
-          <w:ilvl w:val="0"/>
-          <w:numId w:val="0"/>
-        </w:numPr>
-        <w:kinsoku w:val="0"/>
-        <w:wordWrap/>
-        <w:overflowPunct/>
-        <w:topLinePunct w:val="0"/>
-        <w:autoSpaceDE w:val="0"/>
-        <w:autoSpaceDN w:val="0"/>
-        <w:bidi w:val="0"/>
-        <w:adjustRightInd w:val="0"/>
-        <w:snapToGrid w:val="0"/>
-        <w:spacing w:line="360" w:lineRule="auto"/>
-        <w:jc w:val="left"/>
-        <w:textAlignment w:val="baseline"/>
-        <w:rPr>
-          <w:rFonts w:ascii="宋体" w:hAnsi="宋体" w:eastAsia="宋体" w:cs="宋体"/>
-          <w:spacing w:val="-4"/>
-          <w:sz w:val="24"/>
-          <w:szCs w:val="24"/>
-        </w:rPr>
-      </w:pPr>
-    </w:p>
-    <w:p>
-      <w:pPr>
         <w:pStyle w:val="26"/>
         <w:keepNext w:val="0"/>
         <w:keepLines w:val="0"/>
@@ -4710,7 +4391,7 @@
         <w:snapToGrid w:val="0"/>
         <w:textAlignment w:val="baseline"/>
       </w:pPr>
-      <w:bookmarkStart w:id="23" w:name="_Toc19495"/>
+      <w:bookmarkStart w:id="23" w:name="_Toc10420"/>
       <w:r>
         <w:t>流程衡量指标</w:t>
       </w:r>
@@ -4719,7 +4400,7 @@
     <w:tbl>
       <w:tblPr>
         <w:tblStyle w:val="24"/>
-        <w:tblW w:w="7168" w:type="dxa"/>
+        <w:tblW w:w="8783" w:type="dxa"/>
         <w:tblInd w:w="130" w:type="dxa"/>
         <w:tblBorders>
           <w:top w:val="single" w:color="000000" w:sz="2" w:space="0"/>
@@ -4740,7 +4421,7 @@
       <w:tblGrid>
         <w:gridCol w:w="727"/>
         <w:gridCol w:w="1425"/>
-        <w:gridCol w:w="3156"/>
+        <w:gridCol w:w="4771"/>
         <w:gridCol w:w="1020"/>
         <w:gridCol w:w="840"/>
       </w:tblGrid>
@@ -4802,7 +4483,6 @@
                 <w:szCs w:val="18"/>
               </w:rPr>
             </w:pPr>
-            <w:bookmarkStart w:id="25" w:name="_GoBack"/>
             <w:r>
               <w:rPr>
                 <w:rFonts w:ascii="宋体" w:hAnsi="宋体" w:eastAsia="宋体" w:cs="宋体"/>
@@ -4868,7 +4548,7 @@
         </w:tc>
         <w:tc>
           <w:tcPr>
-            <w:tcW w:w="3156" w:type="dxa"/>
+            <w:tcW w:w="4771" w:type="dxa"/>
             <w:tcBorders>
               <w:top w:val="single" w:color="000000" w:sz="6" w:space="0"/>
               <w:bottom w:val="single" w:color="000000" w:sz="6" w:space="0"/>
@@ -5024,7 +4704,6 @@
           </w:p>
         </w:tc>
       </w:tr>
-      <w:bookmarkEnd w:id="25"/>
       <w:tr>
         <w:tblPrEx>
           <w:tblBorders>
@@ -5138,7 +4817,7 @@
         </w:tc>
         <w:tc>
           <w:tcPr>
-            <w:tcW w:w="3156" w:type="dxa"/>
+            <w:tcW w:w="4771" w:type="dxa"/>
             <w:tcBorders>
               <w:top w:val="single" w:color="000000" w:sz="6" w:space="0"/>
               <w:right w:val="single" w:color="000000" w:sz="6" w:space="0"/>
@@ -5176,7 +4855,17 @@
                 <w:sz w:val="18"/>
                 <w:szCs w:val="18"/>
               </w:rPr>
-              <w:t>（已培训次数/计划培训总次数）*100%</w:t>
+              <w:t>（已培训次数/计划培训总次数</w:t>
+            </w:r>
+            <w:bookmarkStart w:id="25" w:name="_GoBack"/>
+            <w:bookmarkEnd w:id="25"/>
+            <w:r>
+              <w:rPr>
+                <w:spacing w:val="-2"/>
+                <w:sz w:val="18"/>
+                <w:szCs w:val="18"/>
+              </w:rPr>
+              <w:t>）*100%</w:t>
             </w:r>
           </w:p>
         </w:tc>
@@ -5296,7 +4985,7 @@
         <w:snapToGrid w:val="0"/>
         <w:textAlignment w:val="baseline"/>
       </w:pPr>
-      <w:bookmarkStart w:id="24" w:name="_Toc5666"/>
+      <w:bookmarkStart w:id="24" w:name="_Toc2968"/>
       <w:r>
         <w:t>附则</w:t>
       </w:r>
@@ -10303,6 +9992,12 @@
             <w:insideH w:val="single" w:color="000000" w:sz="4" w:space="0"/>
             <w:insideV w:val="single" w:color="000000" w:sz="4" w:space="0"/>
           </w:tblBorders>
+          <w:tblCellMar>
+            <w:top w:w="0" w:type="dxa"/>
+            <w:left w:w="0" w:type="dxa"/>
+            <w:bottom w:w="0" w:type="dxa"/>
+            <w:right w:w="0" w:type="dxa"/>
+          </w:tblCellMar>
         </w:tblPrEx>
         <w:trPr>
           <w:trHeight w:val="364" w:hRule="atLeast"/>
@@ -13887,6 +13582,12 @@
             <w:insideH w:val="single" w:color="000000" w:sz="4" w:space="0"/>
             <w:insideV w:val="single" w:color="000000" w:sz="4" w:space="0"/>
           </w:tblBorders>
+          <w:tblCellMar>
+            <w:top w:w="0" w:type="dxa"/>
+            <w:left w:w="0" w:type="dxa"/>
+            <w:bottom w:w="0" w:type="dxa"/>
+            <w:right w:w="0" w:type="dxa"/>
+          </w:tblCellMar>
         </w:tblPrEx>
         <w:trPr>
           <w:trHeight w:val="438" w:hRule="atLeast"/>
@@ -16266,6 +15967,12 @@
             <w:insideH w:val="single" w:color="000000" w:sz="4" w:space="0"/>
             <w:insideV w:val="single" w:color="000000" w:sz="4" w:space="0"/>
           </w:tblBorders>
+          <w:tblCellMar>
+            <w:top w:w="0" w:type="dxa"/>
+            <w:left w:w="0" w:type="dxa"/>
+            <w:bottom w:w="0" w:type="dxa"/>
+            <w:right w:w="0" w:type="dxa"/>
+          </w:tblCellMar>
         </w:tblPrEx>
         <w:trPr>
           <w:trHeight w:val="438" w:hRule="atLeast"/>
@@ -19018,6 +18725,12 @@
             <w:insideH w:val="single" w:color="000000" w:sz="4" w:space="0"/>
             <w:insideV w:val="single" w:color="000000" w:sz="4" w:space="0"/>
           </w:tblBorders>
+          <w:tblCellMar>
+            <w:top w:w="0" w:type="dxa"/>
+            <w:left w:w="0" w:type="dxa"/>
+            <w:bottom w:w="0" w:type="dxa"/>
+            <w:right w:w="0" w:type="dxa"/>
+          </w:tblCellMar>
         </w:tblPrEx>
         <w:trPr>
           <w:trHeight w:val="471" w:hRule="atLeast"/>
@@ -20524,6 +20237,12 @@
             <w:insideH w:val="single" w:color="000000" w:sz="4" w:space="0"/>
             <w:insideV w:val="single" w:color="000000" w:sz="4" w:space="0"/>
           </w:tblBorders>
+          <w:tblCellMar>
+            <w:top w:w="0" w:type="dxa"/>
+            <w:left w:w="0" w:type="dxa"/>
+            <w:bottom w:w="0" w:type="dxa"/>
+            <w:right w:w="0" w:type="dxa"/>
+          </w:tblCellMar>
         </w:tblPrEx>
         <w:trPr>
           <w:trHeight w:val="466" w:hRule="atLeast"/>
@@ -24681,6 +24400,12 @@
             <w:insideH w:val="single" w:color="000000" w:sz="4" w:space="0"/>
             <w:insideV w:val="single" w:color="000000" w:sz="4" w:space="0"/>
           </w:tblBorders>
+          <w:tblCellMar>
+            <w:top w:w="0" w:type="dxa"/>
+            <w:left w:w="0" w:type="dxa"/>
+            <w:bottom w:w="0" w:type="dxa"/>
+            <w:right w:w="0" w:type="dxa"/>
+          </w:tblCellMar>
         </w:tblPrEx>
         <w:trPr>
           <w:trHeight w:val="484" w:hRule="atLeast"/>
@@ -26570,6 +26295,12 @@
             <w:insideH w:val="single" w:color="000000" w:sz="4" w:space="0"/>
             <w:insideV w:val="single" w:color="000000" w:sz="4" w:space="0"/>
           </w:tblBorders>
+          <w:tblCellMar>
+            <w:top w:w="0" w:type="dxa"/>
+            <w:left w:w="0" w:type="dxa"/>
+            <w:bottom w:w="0" w:type="dxa"/>
+            <w:right w:w="0" w:type="dxa"/>
+          </w:tblCellMar>
         </w:tblPrEx>
         <w:trPr>
           <w:trHeight w:val="420" w:hRule="atLeast"/>
